--- a/fra/docx/62.content.docx
+++ b/fra/docx/62.content.docx
@@ -19,7 +19,7 @@
         <w:rPr>
           <w:lang w:val="fr_FR" w:bidi="fr_FR"/>
         </w:rPr>
-        <w:t>Resource: Notes d'étude - Introductions aux livres (Tyndale)</w:t>
+        <w:t>Resource: Tyndale Open Study Notes</w:t>
       </w:r>
       <w:r>
         <w:rPr>
@@ -112,7 +112,7 @@
         <w:rPr>
           <w:lang w:val="fr_FR" w:bidi="fr_FR"/>
         </w:rPr>
-        <w:t>Notes d'étude - Introductions aux livres (Tyndale)</w:t>
+        <w:t>Tyndale Open Study Notes</w:t>
       </w:r>
     </w:p>
     <w:p>

--- a/fra/docx/62.content.docx
+++ b/fra/docx/62.content.docx
@@ -19,7 +19,7 @@
         <w:rPr>
           <w:lang w:val="fr_FR" w:bidi="fr_FR"/>
         </w:rPr>
-        <w:t>Resource: Tyndale Open Study Notes</w:t>
+        <w:t>Resource: Aquifer Open Study Notes (Book Intros)</w:t>
       </w:r>
       <w:r>
         <w:rPr>
@@ -112,7 +112,7 @@
         <w:rPr>
           <w:lang w:val="fr_FR" w:bidi="fr_FR"/>
         </w:rPr>
-        <w:t>Tyndale Open Study Notes</w:t>
+        <w:t>Aquifer Open Study Notes (Book Intros)</w:t>
       </w:r>
     </w:p>
     <w:p>

--- a/fra/docx/62.content.docx
+++ b/fra/docx/62.content.docx
@@ -272,18 +272,12 @@
         </w:rPr>
         <w:t xml:space="preserve">Vers l’an 90 apr. J.-C., Jean a rédigé son Évangile pour ces croyants. Peu après, certains membres de la communauté chrétienne ont quitté l’Église pour former un groupe dissident. Ce groupe représentait une faction hérétique, qui véhiculait des idées erronées sur Jésus-Christ, en opposition directe avec l’enseignement apostolique. Ce type d’enseignement annonçait déjà ce qu’on allait appeler plus tard le gnosticisme : une croyance centrée sur la connaissance cachée plutôt que sur la foi, et qui niait notamment que Jésus soit Dieu incarné (voir </w:t>
       </w:r>
-      <w:hyperlink r:id="rId13">
-        <w:r>
-          <w:rPr>
-            <w:lang w:val="fr_FR" w:bidi="fr_FR"/>
-          </w:rPr>
-          <w:rPr>
-            <w:color w:val="0000EE"/>
-            <w:u w:val="single"/>
-          </w:rPr>
-          <w:t>4.1–3</w:t>
-        </w:r>
-      </w:hyperlink>
+      <w:r>
+        <w:rPr>
+          <w:lang w:val="fr_FR" w:bidi="fr_FR"/>
+        </w:rPr>
+        <w:t>4.1–3</w:t>
+      </w:r>
       <w:r>
         <w:rPr>
           <w:lang w:val="fr_FR" w:bidi="fr_FR"/>
@@ -304,18 +298,12 @@
         </w:rPr>
         <w:t>En se coupant de la communion apostolique, ces dissidents ont démontré qu’ils n’appartenaient pas véritablement à la famille de Dieu (</w:t>
       </w:r>
-      <w:hyperlink r:id="rId14">
-        <w:r>
-          <w:rPr>
-            <w:lang w:val="fr_FR" w:bidi="fr_FR"/>
-          </w:rPr>
-          <w:rPr>
-            <w:color w:val="0000EE"/>
-            <w:u w:val="single"/>
-          </w:rPr>
-          <w:t>2.18–19</w:t>
-        </w:r>
-      </w:hyperlink>
+      <w:r>
+        <w:rPr>
+          <w:lang w:val="fr_FR" w:bidi="fr_FR"/>
+        </w:rPr>
+        <w:t>2.18–19</w:t>
+      </w:r>
       <w:r>
         <w:rPr>
           <w:lang w:val="fr_FR" w:bidi="fr_FR"/>
@@ -336,18 +324,12 @@
         </w:rPr>
         <w:t xml:space="preserve">Jean s’est peut-être attaqué plus particulièrement à l’hérésie propagée par Cérinthe, un chef de file d’un groupe chrétien influencé par des idées gnostiques. Cérinthe enseignait que Jésus n’était pas né d’une vierge, mais qu’il était simplement un homme ordinaire, né de Joseph et Marie, plus juste et plus sage que les autres. Il enseignait également qu'au baptême de Jésus, « le Christ » est descendu sur lui sous la forme d'une colombe, envoyée par le père éternel. « Le Christ » a ensuite proclamé le Père inconnu et accompli des miracles. Mais juste avant la crucifixion, « le Christ » s'est séparé de l’homme Jésus, de sorte que seul Jésus a souffert et est mort, tandis que « le Christ », en tant qu’être spirituel, est resté intact. Jean réfute peut-être explicitement l'hérésie de Cérinthe ou de ses disciples dans </w:t>
       </w:r>
-      <w:hyperlink r:id="rId15">
-        <w:r>
-          <w:rPr>
-            <w:lang w:val="fr_FR" w:bidi="fr_FR"/>
-          </w:rPr>
-          <w:rPr>
-            <w:color w:val="0000EE"/>
-            <w:u w:val="single"/>
-          </w:rPr>
-          <w:t>5.5–8</w:t>
-        </w:r>
-      </w:hyperlink>
+      <w:r>
+        <w:rPr>
+          <w:lang w:val="fr_FR" w:bidi="fr_FR"/>
+        </w:rPr>
+        <w:t>5.5–8</w:t>
+      </w:r>
       <w:r>
         <w:rPr>
           <w:lang w:val="fr_FR" w:bidi="fr_FR"/>
@@ -368,18 +350,12 @@
         </w:rPr>
         <w:t xml:space="preserve">Cette première lettre a été envoyée vers 85–90 apr. J.-C., aux églises placées sous la responsabilité de Jean, dont celles mentionnées dans </w:t>
       </w:r>
-      <w:hyperlink r:id="rId16">
-        <w:r>
-          <w:rPr>
-            <w:lang w:val="fr_FR" w:bidi="fr_FR"/>
-          </w:rPr>
-          <w:rPr>
-            <w:color w:val="0000EE"/>
-            <w:u w:val="single"/>
-          </w:rPr>
-          <w:t>Ap 1.11</w:t>
-        </w:r>
-      </w:hyperlink>
+      <w:r>
+        <w:rPr>
+          <w:lang w:val="fr_FR" w:bidi="fr_FR"/>
+        </w:rPr>
+        <w:t>Ap 1.11</w:t>
+      </w:r>
       <w:r>
         <w:rPr>
           <w:lang w:val="fr_FR" w:bidi="fr_FR"/>
@@ -584,36 +560,24 @@
         </w:rPr>
         <w:t xml:space="preserve">Certains spécialistes ont suggéré qu’un ancien chrétien nommé Jean, mais distinct de l’apôtre, avait écrit les lettres de 1 à 3 Jean (voir </w:t>
       </w:r>
-      <w:hyperlink r:id="rId17">
-        <w:r>
-          <w:rPr>
-            <w:lang w:val="fr_FR" w:bidi="fr_FR"/>
-          </w:rPr>
-          <w:rPr>
-            <w:color w:val="0000EE"/>
-            <w:u w:val="single"/>
-          </w:rPr>
-          <w:t>2Jn 1.1</w:t>
-        </w:r>
-      </w:hyperlink>
+      <w:r>
+        <w:rPr>
+          <w:lang w:val="fr_FR" w:bidi="fr_FR"/>
+        </w:rPr>
+        <w:t>2Jn 1.1</w:t>
+      </w:r>
       <w:r>
         <w:rPr>
           <w:lang w:val="fr_FR" w:bidi="fr_FR"/>
         </w:rPr>
         <w:t xml:space="preserve"> ; </w:t>
       </w:r>
-      <w:hyperlink r:id="rId18">
-        <w:r>
-          <w:rPr>
-            <w:lang w:val="fr_FR" w:bidi="fr_FR"/>
-          </w:rPr>
-          <w:rPr>
-            <w:color w:val="0000EE"/>
-            <w:u w:val="single"/>
-          </w:rPr>
-          <w:t>3Jn 1.1</w:t>
-        </w:r>
-      </w:hyperlink>
+      <w:r>
+        <w:rPr>
+          <w:lang w:val="fr_FR" w:bidi="fr_FR"/>
+        </w:rPr>
+        <w:t>3Jn 1.1</w:t>
+      </w:r>
       <w:r>
         <w:rPr>
           <w:lang w:val="fr_FR" w:bidi="fr_FR"/>
@@ -701,162 +665,108 @@
         </w:rPr>
         <w:t>La plupart des spécialistes évangéliques pensent que Jean l'apôtre et Jean l'ancien sont la même personne. Le style d'écriture de l'Évangile de Jean est indéniablement similaire à celui de ces trois lettres. L'apôtre Jean était un témoin oculaire de Jésus et l'un des tout premiers à le suivre. Dans l'Évangile de Jean, Jean est appelé « celui que Jésus aimait » (</w:t>
       </w:r>
-      <w:hyperlink r:id="rId19">
-        <w:r>
-          <w:rPr>
-            <w:lang w:val="fr_FR" w:bidi="fr_FR"/>
-          </w:rPr>
-          <w:rPr>
-            <w:color w:val="0000EE"/>
-            <w:u w:val="single"/>
-          </w:rPr>
-          <w:t>Jn 13.23</w:t>
-        </w:r>
-      </w:hyperlink>
+      <w:r>
+        <w:rPr>
+          <w:lang w:val="fr_FR" w:bidi="fr_FR"/>
+        </w:rPr>
+        <w:t>Jn 13.23</w:t>
+      </w:r>
       <w:r>
         <w:rPr>
           <w:lang w:val="fr_FR" w:bidi="fr_FR"/>
         </w:rPr>
         <w:t xml:space="preserve"> ; </w:t>
       </w:r>
-      <w:hyperlink r:id="rId20">
-        <w:r>
-          <w:rPr>
-            <w:lang w:val="fr_FR" w:bidi="fr_FR"/>
-          </w:rPr>
-          <w:rPr>
-            <w:color w:val="0000EE"/>
-            <w:u w:val="single"/>
-          </w:rPr>
-          <w:t>19.26</w:t>
-        </w:r>
-      </w:hyperlink>
+      <w:r>
+        <w:rPr>
+          <w:lang w:val="fr_FR" w:bidi="fr_FR"/>
+        </w:rPr>
+        <w:t>19.26</w:t>
+      </w:r>
       <w:r>
         <w:rPr>
           <w:lang w:val="fr_FR" w:bidi="fr_FR"/>
         </w:rPr>
         <w:t xml:space="preserve"> ; </w:t>
       </w:r>
-      <w:hyperlink r:id="rId21">
-        <w:r>
-          <w:rPr>
-            <w:lang w:val="fr_FR" w:bidi="fr_FR"/>
-          </w:rPr>
-          <w:rPr>
-            <w:color w:val="0000EE"/>
-            <w:u w:val="single"/>
-          </w:rPr>
-          <w:t>20.2</w:t>
-        </w:r>
-      </w:hyperlink>
+      <w:r>
+        <w:rPr>
+          <w:lang w:val="fr_FR" w:bidi="fr_FR"/>
+        </w:rPr>
+        <w:t>20.2</w:t>
+      </w:r>
       <w:r>
         <w:rPr>
           <w:lang w:val="fr_FR" w:bidi="fr_FR"/>
         </w:rPr>
         <w:t xml:space="preserve"> ; </w:t>
       </w:r>
-      <w:hyperlink r:id="rId22">
-        <w:r>
-          <w:rPr>
-            <w:lang w:val="fr_FR" w:bidi="fr_FR"/>
-          </w:rPr>
-          <w:rPr>
-            <w:color w:val="0000EE"/>
-            <w:u w:val="single"/>
-          </w:rPr>
-          <w:t>21.7</w:t>
-        </w:r>
-      </w:hyperlink>
+      <w:r>
+        <w:rPr>
+          <w:lang w:val="fr_FR" w:bidi="fr_FR"/>
+        </w:rPr>
+        <w:t>21.7</w:t>
+      </w:r>
       <w:r>
         <w:rPr>
           <w:lang w:val="fr_FR" w:bidi="fr_FR"/>
         </w:rPr>
         <w:t xml:space="preserve">, </w:t>
       </w:r>
-      <w:hyperlink r:id="rId23">
-        <w:r>
-          <w:rPr>
-            <w:lang w:val="fr_FR" w:bidi="fr_FR"/>
-          </w:rPr>
-          <w:rPr>
-            <w:color w:val="0000EE"/>
-            <w:u w:val="single"/>
-          </w:rPr>
-          <w:t>20</w:t>
-        </w:r>
-      </w:hyperlink>
+      <w:r>
+        <w:rPr>
+          <w:lang w:val="fr_FR" w:bidi="fr_FR"/>
+        </w:rPr>
+        <w:t>20</w:t>
+      </w:r>
       <w:r>
         <w:rPr>
           <w:lang w:val="fr_FR" w:bidi="fr_FR"/>
         </w:rPr>
         <w:t xml:space="preserve">). Il était l'un des douze disciples et un ami très proche de Jésus. La revendication de l'auteur d'être un témoin oculaire est aussi forte dans les lettres (voir </w:t>
       </w:r>
-      <w:hyperlink r:id="rId24">
-        <w:r>
-          <w:rPr>
-            <w:lang w:val="fr_FR" w:bidi="fr_FR"/>
-          </w:rPr>
-          <w:rPr>
-            <w:color w:val="0000EE"/>
-            <w:u w:val="single"/>
-          </w:rPr>
-          <w:t>1Jn 1.1–4</w:t>
-        </w:r>
-      </w:hyperlink>
+      <w:r>
+        <w:rPr>
+          <w:lang w:val="fr_FR" w:bidi="fr_FR"/>
+        </w:rPr>
+        <w:t>1Jn 1.1–4</w:t>
+      </w:r>
       <w:r>
         <w:rPr>
           <w:lang w:val="fr_FR" w:bidi="fr_FR"/>
         </w:rPr>
         <w:t>) que dans l'Évangile (</w:t>
       </w:r>
-      <w:hyperlink r:id="rId25">
-        <w:r>
-          <w:rPr>
-            <w:lang w:val="fr_FR" w:bidi="fr_FR"/>
-          </w:rPr>
-          <w:rPr>
-            <w:color w:val="0000EE"/>
-            <w:u w:val="single"/>
-          </w:rPr>
-          <w:t>Jn 1.14</w:t>
-        </w:r>
-      </w:hyperlink>
+      <w:r>
+        <w:rPr>
+          <w:lang w:val="fr_FR" w:bidi="fr_FR"/>
+        </w:rPr>
+        <w:t>Jn 1.14</w:t>
+      </w:r>
       <w:r>
         <w:rPr>
           <w:lang w:val="fr_FR" w:bidi="fr_FR"/>
         </w:rPr>
         <w:t xml:space="preserve"> ; </w:t>
       </w:r>
-      <w:hyperlink r:id="rId26">
-        <w:r>
-          <w:rPr>
-            <w:lang w:val="fr_FR" w:bidi="fr_FR"/>
-          </w:rPr>
-          <w:rPr>
-            <w:color w:val="0000EE"/>
-            <w:u w:val="single"/>
-          </w:rPr>
-          <w:t>19.35</w:t>
-        </w:r>
-      </w:hyperlink>
+      <w:r>
+        <w:rPr>
+          <w:lang w:val="fr_FR" w:bidi="fr_FR"/>
+        </w:rPr>
+        <w:t>19.35</w:t>
+      </w:r>
       <w:r>
         <w:rPr>
           <w:lang w:val="fr_FR" w:bidi="fr_FR"/>
         </w:rPr>
         <w:t>). L'auteur de 1 Jean affirme avoir personnellement entendu, vu et touché la parole éternelle faite chair (</w:t>
       </w:r>
-      <w:hyperlink r:id="rId24">
-        <w:r>
-          <w:rPr>
-            <w:lang w:val="fr_FR" w:bidi="fr_FR"/>
-          </w:rPr>
-          <w:rPr>
-            <w:color w:val="0000EE"/>
-            <w:u w:val="single"/>
-          </w:rPr>
-          <w:t>1Jn 1.1–4</w:t>
-        </w:r>
-      </w:hyperlink>
+      <w:r>
+        <w:rPr>
+          <w:lang w:val="fr_FR" w:bidi="fr_FR"/>
+        </w:rPr>
+        <w:t>1Jn 1.1–4</w:t>
+      </w:r>
       <w:r>
         <w:rPr>
           <w:lang w:val="fr_FR" w:bidi="fr_FR"/>
@@ -888,108 +798,72 @@
         </w:rPr>
         <w:t>La première lettre de Jean prolonge naturellement les thèmes et les enseignements que développe son évangile. Son évangile montre que la mission de Jésus consiste à révéler Dieu le Père et à conduire les croyants à l’union avec le Père et le Fils par l’action du Saint-Esprit. La lettre de 1 Jean, quant à elle, insiste sur la manière dont les chrétiens expérimentent cette relation avec Dieu au quotidien, notamment à travers leurs relations avec les autres membres de la communauté. Aimer Dieu, affirme Jean, implique nécessairement d’aimer les autres croyants. Ce commandement, transmis par Jésus lui-même (</w:t>
       </w:r>
-      <w:hyperlink r:id="rId27">
-        <w:r>
-          <w:rPr>
-            <w:lang w:val="fr_FR" w:bidi="fr_FR"/>
-          </w:rPr>
-          <w:rPr>
-            <w:color w:val="0000EE"/>
-            <w:u w:val="single"/>
-          </w:rPr>
-          <w:t>Jn 13.34</w:t>
-        </w:r>
-      </w:hyperlink>
+      <w:r>
+        <w:rPr>
+          <w:lang w:val="fr_FR" w:bidi="fr_FR"/>
+        </w:rPr>
+        <w:t>Jn 13.34</w:t>
+      </w:r>
       <w:r>
         <w:rPr>
           <w:lang w:val="fr_FR" w:bidi="fr_FR"/>
         </w:rPr>
         <w:t xml:space="preserve"> ; </w:t>
       </w:r>
-      <w:hyperlink r:id="rId28">
-        <w:r>
-          <w:rPr>
-            <w:lang w:val="fr_FR" w:bidi="fr_FR"/>
-          </w:rPr>
-          <w:rPr>
-            <w:color w:val="0000EE"/>
-            <w:u w:val="single"/>
-          </w:rPr>
-          <w:t>15.17</w:t>
-        </w:r>
-      </w:hyperlink>
+      <w:r>
+        <w:rPr>
+          <w:lang w:val="fr_FR" w:bidi="fr_FR"/>
+        </w:rPr>
+        <w:t>15.17</w:t>
+      </w:r>
       <w:r>
         <w:rPr>
           <w:lang w:val="fr_FR" w:bidi="fr_FR"/>
         </w:rPr>
         <w:t>), revient souvent dans ses lettres (</w:t>
       </w:r>
-      <w:hyperlink r:id="rId29">
-        <w:r>
-          <w:rPr>
-            <w:lang w:val="fr_FR" w:bidi="fr_FR"/>
-          </w:rPr>
-          <w:rPr>
-            <w:color w:val="0000EE"/>
-            <w:u w:val="single"/>
-          </w:rPr>
-          <w:t>1Jn 2.7</w:t>
-        </w:r>
-      </w:hyperlink>
+      <w:r>
+        <w:rPr>
+          <w:lang w:val="fr_FR" w:bidi="fr_FR"/>
+        </w:rPr>
+        <w:t>1Jn 2.7</w:t>
+      </w:r>
       <w:r>
         <w:rPr>
           <w:lang w:val="fr_FR" w:bidi="fr_FR"/>
         </w:rPr>
         <w:t xml:space="preserve"> ; </w:t>
       </w:r>
-      <w:hyperlink r:id="rId30">
-        <w:r>
-          <w:rPr>
-            <w:lang w:val="fr_FR" w:bidi="fr_FR"/>
-          </w:rPr>
-          <w:rPr>
-            <w:color w:val="0000EE"/>
-            <w:u w:val="single"/>
-          </w:rPr>
-          <w:t>3.11</w:t>
-        </w:r>
-      </w:hyperlink>
+      <w:r>
+        <w:rPr>
+          <w:lang w:val="fr_FR" w:bidi="fr_FR"/>
+        </w:rPr>
+        <w:t>3.11</w:t>
+      </w:r>
       <w:r>
         <w:rPr>
           <w:lang w:val="fr_FR" w:bidi="fr_FR"/>
         </w:rPr>
         <w:t xml:space="preserve">, </w:t>
       </w:r>
-      <w:hyperlink r:id="rId31">
-        <w:r>
-          <w:rPr>
-            <w:lang w:val="fr_FR" w:bidi="fr_FR"/>
-          </w:rPr>
-          <w:rPr>
-            <w:color w:val="0000EE"/>
-            <w:u w:val="single"/>
-          </w:rPr>
-          <w:t>23</w:t>
-        </w:r>
-      </w:hyperlink>
+      <w:r>
+        <w:rPr>
+          <w:lang w:val="fr_FR" w:bidi="fr_FR"/>
+        </w:rPr>
+        <w:t>23</w:t>
+      </w:r>
       <w:r>
         <w:rPr>
           <w:lang w:val="fr_FR" w:bidi="fr_FR"/>
         </w:rPr>
         <w:t xml:space="preserve"> ; </w:t>
       </w:r>
-      <w:hyperlink r:id="rId32">
-        <w:r>
-          <w:rPr>
-            <w:lang w:val="fr_FR" w:bidi="fr_FR"/>
-          </w:rPr>
-          <w:rPr>
-            <w:color w:val="0000EE"/>
-            <w:u w:val="single"/>
-          </w:rPr>
-          <w:t>2Jn 1.5–6</w:t>
-        </w:r>
-      </w:hyperlink>
+      <w:r>
+        <w:rPr>
+          <w:lang w:val="fr_FR" w:bidi="fr_FR"/>
+        </w:rPr>
+        <w:t>2Jn 1.5–6</w:t>
+      </w:r>
       <w:r>
         <w:rPr>
           <w:lang w:val="fr_FR" w:bidi="fr_FR"/>
